--- a/thesis_docs/Week3_Parameter_Method_and_Implementation_Justification.docx
+++ b/thesis_docs/Week3_Parameter_Method_and_Implementation_Justification.docx
@@ -17786,6 +17786,449 @@
           <w:sz w:val="22"/>
         </w:rPr>
         <w:t>training budget, not adjusted or hidden.</w:t>
+      </w:r>
+    </w:p>
+    <w:p>
+      <w:pPr>
+        <w:spacing w:before="280" w:after="120"/>
+      </w:pPr>
+      <w:r>
+        <w:rPr>
+          <w:rFonts w:ascii="Calibri" w:hAnsi="Calibri"/>
+          <w:b/>
+          <w:color w:val="000000"/>
+          <w:sz w:val="28"/>
+        </w:rPr>
+        <w:t>Correction (2026-10-06, closure brief A.2)</w:t>
+      </w:r>
+    </w:p>
+    <w:p>
+      <w:r>
+        <w:rPr>
+          <w:rFonts w:ascii="Calibri" w:hAnsi="Calibri"/>
+          <w:b w:val="0"/>
+          <w:color w:val="000000"/>
+          <w:sz w:val="22"/>
+        </w:rPr>
+        <w:t>Every number in this handback comes from the Week 3 evaluation grid (5</w:t>
+      </w:r>
+    </w:p>
+    <w:p>
+      <w:r>
+        <w:rPr>
+          <w:rFonts w:ascii="Calibri" w:hAnsi="Calibri"/>
+          <w:b w:val="0"/>
+          <w:color w:val="000000"/>
+          <w:sz w:val="22"/>
+        </w:rPr>
+        <w:t>scenario seeds x 10 evaluation days). That grid was superseded in Week 5:</w:t>
+      </w:r>
+    </w:p>
+    <w:p>
+      <w:r>
+        <w:rPr>
+          <w:rFonts w:ascii="Calibri" w:hAnsi="Calibri"/>
+          <w:b w:val="0"/>
+          <w:color w:val="000000"/>
+          <w:sz w:val="22"/>
+        </w:rPr>
+        <w:t>its days were not independent, and its setpoints predated the Gate 4 fix.</w:t>
+      </w:r>
+    </w:p>
+    <w:p>
+      <w:r>
+        <w:rPr>
+          <w:rFonts w:ascii="Calibri" w:hAnsi="Calibri"/>
+          <w:b w:val="0"/>
+          <w:color w:val="000000"/>
+          <w:sz w:val="22"/>
+        </w:rPr>
+        <w:t>The figures here are kept as a historical record. Do not cite them as</w:t>
+      </w:r>
+    </w:p>
+    <w:p>
+      <w:r>
+        <w:rPr>
+          <w:rFonts w:ascii="Calibri" w:hAnsi="Calibri"/>
+          <w:b w:val="0"/>
+          <w:color w:val="000000"/>
+          <w:sz w:val="22"/>
+        </w:rPr>
+        <w:t>current results. The current statistical grid has 100 runs</w:t>
+      </w:r>
+    </w:p>
+    <w:p>
+      <w:r>
+        <w:rPr>
+          <w:rFonts w:ascii="Calibri" w:hAnsi="Calibri"/>
+          <w:b w:val="0"/>
+          <w:color w:val="000000"/>
+          <w:sz w:val="22"/>
+        </w:rPr>
+        <w:t>(</w:t>
+      </w:r>
+      <w:r>
+        <w:rPr>
+          <w:rFonts w:ascii="Consolas" w:hAnsi="Consolas"/>
+          <w:b w:val="0"/>
+          <w:color w:val="000000"/>
+          <w:sz w:val="20"/>
+        </w:rPr>
+        <w:t>analysis_row=True</w:t>
+      </w:r>
+      <w:r>
+        <w:rPr>
+          <w:rFonts w:ascii="Calibri" w:hAnsi="Calibri"/>
+          <w:b w:val="0"/>
+          <w:color w:val="000000"/>
+          <w:sz w:val="22"/>
+        </w:rPr>
+        <w:t>); the cluster bootstrap resamples the scenario seed,</w:t>
+      </w:r>
+    </w:p>
+    <w:p>
+      <w:r>
+        <w:rPr>
+          <w:rFonts w:ascii="Calibri" w:hAnsi="Calibri"/>
+          <w:b w:val="0"/>
+          <w:color w:val="000000"/>
+          <w:sz w:val="22"/>
+        </w:rPr>
+        <w:t>with n_clusters = 50. On that grid:</w:t>
+      </w:r>
+    </w:p>
+    <w:tbl>
+      <w:tblPr>
+        <w:tblStyle w:val="TableGrid"/>
+        <w:tblW w:type="auto" w:w="0"/>
+        <w:tblLook w:firstColumn="1" w:firstRow="1" w:lastColumn="0" w:lastRow="0" w:noHBand="0" w:noVBand="1" w:val="04A0"/>
+      </w:tblPr>
+      <w:tblGrid>
+        <w:gridCol w:w="2880"/>
+        <w:gridCol w:w="2880"/>
+        <w:gridCol w:w="2880"/>
+      </w:tblGrid>
+      <w:tr>
+        <w:tc>
+          <w:tcPr>
+            <w:tcW w:type="dxa" w:w="2880"/>
+          </w:tcPr>
+          <w:p>
+            <w:r>
+              <w:rPr>
+                <w:rFonts w:ascii="Calibri" w:hAnsi="Calibri"/>
+                <w:b/>
+                <w:color w:val="000000"/>
+                <w:sz w:val="22"/>
+              </w:rPr>
+              <w:t>Quantity</w:t>
+            </w:r>
+          </w:p>
+        </w:tc>
+        <w:tc>
+          <w:tcPr>
+            <w:tcW w:type="dxa" w:w="2880"/>
+          </w:tcPr>
+          <w:p>
+            <w:r>
+              <w:rPr>
+                <w:rFonts w:ascii="Calibri" w:hAnsi="Calibri"/>
+                <w:b/>
+                <w:color w:val="000000"/>
+                <w:sz w:val="22"/>
+              </w:rPr>
+              <w:t>This handback (superseded grid)</w:t>
+            </w:r>
+          </w:p>
+        </w:tc>
+        <w:tc>
+          <w:tcPr>
+            <w:tcW w:type="dxa" w:w="2880"/>
+          </w:tcPr>
+          <w:p>
+            <w:r>
+              <w:rPr>
+                <w:rFonts w:ascii="Calibri" w:hAnsi="Calibri"/>
+                <w:b/>
+                <w:color w:val="000000"/>
+                <w:sz w:val="22"/>
+              </w:rPr>
+              <w:t>Current grid</w:t>
+            </w:r>
+          </w:p>
+        </w:tc>
+      </w:tr>
+      <w:tr>
+        <w:tc>
+          <w:tcPr>
+            <w:tcW w:type="dxa" w:w="2880"/>
+          </w:tcPr>
+          <w:p>
+            <w:r>
+              <w:rPr>
+                <w:rFonts w:ascii="Calibri" w:hAnsi="Calibri"/>
+                <w:b w:val="0"/>
+                <w:color w:val="000000"/>
+                <w:sz w:val="22"/>
+              </w:rPr>
+              <w:t>AFAP transformer overload (kWh/day)</w:t>
+            </w:r>
+          </w:p>
+        </w:tc>
+        <w:tc>
+          <w:tcPr>
+            <w:tcW w:type="dxa" w:w="2880"/>
+          </w:tcPr>
+          <w:p>
+            <w:r>
+              <w:rPr>
+                <w:rFonts w:ascii="Calibri" w:hAnsi="Calibri"/>
+                <w:b w:val="0"/>
+                <w:color w:val="000000"/>
+                <w:sz w:val="22"/>
+              </w:rPr>
+              <w:t>5.33 [1.93, 8.73]</w:t>
+            </w:r>
+          </w:p>
+        </w:tc>
+        <w:tc>
+          <w:tcPr>
+            <w:tcW w:type="dxa" w:w="2880"/>
+          </w:tcPr>
+          <w:p>
+            <w:r>
+              <w:rPr>
+                <w:rFonts w:ascii="Calibri" w:hAnsi="Calibri"/>
+                <w:b w:val="0"/>
+                <w:color w:val="000000"/>
+                <w:sz w:val="22"/>
+              </w:rPr>
+              <w:t>14.22 [9.58, 19.28]</w:t>
+            </w:r>
+          </w:p>
+        </w:tc>
+      </w:tr>
+      <w:tr>
+        <w:tc>
+          <w:tcPr>
+            <w:tcW w:type="dxa" w:w="2880"/>
+          </w:tcPr>
+          <w:p>
+            <w:r>
+              <w:rPr>
+                <w:rFonts w:ascii="Calibri" w:hAnsi="Calibri"/>
+                <w:b w:val="0"/>
+                <w:color w:val="000000"/>
+                <w:sz w:val="22"/>
+              </w:rPr>
+              <w:t>Round Robin transformer overload (kWh/day)</w:t>
+            </w:r>
+          </w:p>
+        </w:tc>
+        <w:tc>
+          <w:tcPr>
+            <w:tcW w:type="dxa" w:w="2880"/>
+          </w:tcPr>
+          <w:p>
+            <w:r>
+              <w:rPr>
+                <w:rFonts w:ascii="Calibri" w:hAnsi="Calibri"/>
+                <w:b w:val="0"/>
+                <w:color w:val="000000"/>
+                <w:sz w:val="22"/>
+              </w:rPr>
+              <w:t>0.0</w:t>
+            </w:r>
+          </w:p>
+        </w:tc>
+        <w:tc>
+          <w:tcPr>
+            <w:tcW w:type="dxa" w:w="2880"/>
+          </w:tcPr>
+          <w:p>
+            <w:r>
+              <w:rPr>
+                <w:rFonts w:ascii="Calibri" w:hAnsi="Calibri"/>
+                <w:b w:val="0"/>
+                <w:color w:val="000000"/>
+                <w:sz w:val="22"/>
+              </w:rPr>
+              <w:t>0.0 (all 100 runs)</w:t>
+            </w:r>
+          </w:p>
+        </w:tc>
+      </w:tr>
+      <w:tr>
+        <w:tc>
+          <w:tcPr>
+            <w:tcW w:type="dxa" w:w="2880"/>
+          </w:tcPr>
+          <w:p>
+            <w:r>
+              <w:rPr>
+                <w:rFonts w:ascii="Calibri" w:hAnsi="Calibri"/>
+                <w:b w:val="0"/>
+                <w:color w:val="000000"/>
+                <w:sz w:val="22"/>
+              </w:rPr>
+              <w:t>Random-policy control overload (kWh/day)</w:t>
+            </w:r>
+          </w:p>
+        </w:tc>
+        <w:tc>
+          <w:tcPr>
+            <w:tcW w:type="dxa" w:w="2880"/>
+          </w:tcPr>
+          <w:p>
+            <w:r>
+              <w:rPr>
+                <w:rFonts w:ascii="Calibri" w:hAnsi="Calibri"/>
+                <w:b w:val="0"/>
+                <w:color w:val="000000"/>
+                <w:sz w:val="22"/>
+              </w:rPr>
+              <w:t>0.22</w:t>
+            </w:r>
+          </w:p>
+        </w:tc>
+        <w:tc>
+          <w:tcPr>
+            <w:tcW w:type="dxa" w:w="2880"/>
+          </w:tcPr>
+          <w:p>
+            <w:r>
+              <w:rPr>
+                <w:rFonts w:ascii="Calibri" w:hAnsi="Calibri"/>
+                <w:b w:val="0"/>
+                <w:color w:val="000000"/>
+                <w:sz w:val="22"/>
+              </w:rPr>
+              <w:t>3.32 [1.75, 5.17]</w:t>
+            </w:r>
+          </w:p>
+        </w:tc>
+      </w:tr>
+      <w:tr>
+        <w:tc>
+          <w:tcPr>
+            <w:tcW w:type="dxa" w:w="2880"/>
+          </w:tcPr>
+          <w:p>
+            <w:r>
+              <w:rPr>
+                <w:rFonts w:ascii="Calibri" w:hAnsi="Calibri"/>
+                <w:b w:val="0"/>
+                <w:color w:val="000000"/>
+                <w:sz w:val="22"/>
+              </w:rPr>
+              <w:t>Round Robin vs. AFAP, energy charged</w:t>
+            </w:r>
+          </w:p>
+        </w:tc>
+        <w:tc>
+          <w:tcPr>
+            <w:tcW w:type="dxa" w:w="2880"/>
+          </w:tcPr>
+          <w:p>
+            <w:r>
+              <w:rPr>
+                <w:rFonts w:ascii="Calibri" w:hAnsi="Calibri"/>
+                <w:b w:val="0"/>
+                <w:color w:val="000000"/>
+                <w:sz w:val="22"/>
+              </w:rPr>
+              <w:t>-0.08%</w:t>
+            </w:r>
+          </w:p>
+        </w:tc>
+        <w:tc>
+          <w:tcPr>
+            <w:tcW w:type="dxa" w:w="2880"/>
+          </w:tcPr>
+          <w:p>
+            <w:r>
+              <w:rPr>
+                <w:rFonts w:ascii="Calibri" w:hAnsi="Calibri"/>
+                <w:b w:val="0"/>
+                <w:color w:val="000000"/>
+                <w:sz w:val="22"/>
+              </w:rPr>
+              <w:t>-0.47% [-0.75%, -0.23%]</w:t>
+            </w:r>
+          </w:p>
+        </w:tc>
+      </w:tr>
+    </w:tbl>
+    <w:p/>
+    <w:p>
+      <w:r>
+        <w:rPr>
+          <w:rFonts w:ascii="Calibri" w:hAnsi="Calibri"/>
+          <w:b w:val="0"/>
+          <w:color w:val="000000"/>
+          <w:sz w:val="22"/>
+        </w:rPr>
+        <w:t>The qualitative conclusion stands: the random control's overload is lower</w:t>
+      </w:r>
+    </w:p>
+    <w:p>
+      <w:r>
+        <w:rPr>
+          <w:rFonts w:ascii="Calibri" w:hAnsi="Calibri"/>
+          <w:b w:val="0"/>
+          <w:color w:val="000000"/>
+          <w:sz w:val="22"/>
+        </w:rPr>
+        <w:t>than AFAP's, so a low overload alone does not show that TD3 learned</w:t>
+      </w:r>
+    </w:p>
+    <w:p>
+      <w:r>
+        <w:rPr>
+          <w:rFonts w:ascii="Calibri" w:hAnsi="Calibri"/>
+          <w:b w:val="0"/>
+          <w:color w:val="000000"/>
+          <w:sz w:val="22"/>
+        </w:rPr>
+        <w:t>anything. The Week 3 checkpoints re-evaluated on the current grid are the</w:t>
+      </w:r>
+    </w:p>
+    <w:p>
+      <w:r>
+        <w:rPr>
+          <w:rFonts w:ascii="Consolas" w:hAnsi="Consolas"/>
+          <w:b w:val="0"/>
+          <w:color w:val="000000"/>
+          <w:sz w:val="20"/>
+        </w:rPr>
+        <w:t>TD3_vanilla_ts*</w:t>
+      </w:r>
+      <w:r>
+        <w:rPr>
+          <w:rFonts w:ascii="Calibri" w:hAnsi="Calibri"/>
+          <w:b w:val="0"/>
+          <w:color w:val="000000"/>
+          <w:sz w:val="22"/>
+        </w:rPr>
+        <w:t xml:space="preserve"> arms in </w:t>
+      </w:r>
+      <w:r>
+        <w:rPr>
+          <w:rFonts w:ascii="Consolas" w:hAnsi="Consolas"/>
+          <w:b w:val="0"/>
+          <w:color w:val="000000"/>
+          <w:sz w:val="20"/>
+        </w:rPr>
+        <w:t>thesis_docs/chapters/05_algorithm_comparison.md</w:t>
+      </w:r>
+      <w:r>
+        <w:rPr>
+          <w:rFonts w:ascii="Calibri" w:hAnsi="Calibri"/>
+          <w:b w:val="0"/>
+          <w:color w:val="000000"/>
+          <w:sz w:val="22"/>
+        </w:rPr>
+        <w:t>.</w:t>
       </w:r>
     </w:p>
     <w:sectPr>
